--- a/examples/change_point/doc/03-multiple-breaks-hcp_pelt.docx
+++ b/examples/change_point/doc/03-multiple-breaks-hcp_pelt.docx
@@ -144,15 +144,90 @@
       </w:r>
     </w:p>
     <w:bookmarkEnd w:id="22"/>
-    <w:bookmarkStart w:id="29" w:name="walkthrough"/>
+    <w:bookmarkStart w:id="23" w:name="how-to-read-this-walkthrough"/>
     <w:p>
       <w:pPr>
         <w:pStyle w:val="Heading2"/>
       </w:pPr>
       <w:r>
+        <w:t xml:space="preserve">How to read this walkthrough</w:t>
+      </w:r>
+    </w:p>
+    <w:p>
+      <w:pPr>
+        <w:pStyle w:val="FirstParagraph"/>
+      </w:pPr>
+      <w:r>
+        <w:t xml:space="preserve">The code blocks below follow the same learning rhythm used throughout the collection: prepare the environment, choose the dataset, configure the method, run the analysis, and then inspect the result. Readers who are still learning time-series mining can use that order to understand not only</w:t>
+      </w:r>
+      <w:r>
+        <w:t xml:space="preserve"> </w:t>
+      </w:r>
+      <w:r>
+        <w:rPr>
+          <w:i/>
+          <w:iCs/>
+        </w:rPr>
+        <w:t xml:space="preserve">what</w:t>
+      </w:r>
+      <w:r>
+        <w:t xml:space="preserve"> </w:t>
+      </w:r>
+      <w:r>
+        <w:t xml:space="preserve">each command does, but also</w:t>
+      </w:r>
+      <w:r>
+        <w:t xml:space="preserve"> </w:t>
+      </w:r>
+      <w:r>
+        <w:rPr>
+          <w:i/>
+          <w:iCs/>
+        </w:rPr>
+        <w:t xml:space="preserve">why</w:t>
+      </w:r>
+      <w:r>
+        <w:t xml:space="preserve"> </w:t>
+      </w:r>
+      <w:r>
+        <w:t xml:space="preserve">it appears at that stage of the workflow.</w:t>
+      </w:r>
+    </w:p>
+    <w:p>
+      <w:pPr>
+        <w:pStyle w:val="BodyText"/>
+      </w:pPr>
+      <w:r>
+        <w:t xml:space="preserve">As you go through the notebook, read the inline comments inside each chunk as the operational explanation and use the surrounding prose as the conceptual guide.</w:t>
+      </w:r>
+    </w:p>
+    <w:bookmarkEnd w:id="23"/>
+    <w:bookmarkStart w:id="36" w:name="walkthrough"/>
+    <w:p>
+      <w:pPr>
+        <w:pStyle w:val="Heading2"/>
+      </w:pPr>
+      <w:r>
         <w:t xml:space="preserve">Walkthrough</w:t>
       </w:r>
     </w:p>
+    <w:bookmarkStart w:id="24" w:name="prepare-the-example"/>
+    <w:p>
+      <w:pPr>
+        <w:pStyle w:val="Heading3"/>
+      </w:pPr>
+      <w:r>
+        <w:t xml:space="preserve">Prepare the Example</w:t>
+      </w:r>
+    </w:p>
+    <w:p>
+      <w:pPr>
+        <w:pStyle w:val="FirstParagraph"/>
+      </w:pPr>
+      <w:r>
+        <w:t xml:space="preserve">We begin by organizing the environment, loading the packages, and selecting the dataset used in the notebook. This part is intentionally more direct: the goal is to make the starting point explicit before the method-specific reasoning begins.</w:t>
+      </w:r>
+    </w:p>
     <w:p>
       <w:pPr>
         <w:pStyle w:val="SourceCode"/>
@@ -362,6 +437,24 @@
           <w:rStyle w:val="VerbatimChar"/>
         </w:rPr>
         <w:t xml:space="preserve">## 6  1.25 FALSE</w:t>
+      </w:r>
+    </w:p>
+    <w:bookmarkEnd w:id="24"/>
+    <w:bookmarkStart w:id="28" w:name="interpret-the-result-visually"/>
+    <w:p>
+      <w:pPr>
+        <w:pStyle w:val="Heading3"/>
+      </w:pPr>
+      <w:r>
+        <w:t xml:space="preserve">Interpret the Result Visually</w:t>
+      </w:r>
+    </w:p>
+    <w:p>
+      <w:pPr>
+        <w:pStyle w:val="FirstParagraph"/>
+      </w:pPr>
+      <w:r>
+        <w:t xml:space="preserve">The final plots are not just illustrations. They help the reader connect the method’s internal output with the original series, making it easier to see why a point, range, motif, or symbolic pattern was emphasized and whether that emphasis is coherent with the stated objective of the example.</w:t>
       </w:r>
     </w:p>
     <w:p>
@@ -423,18 +516,18 @@
           <wp:inline>
             <wp:extent cx="4620126" cy="3696101"/>
             <wp:effectExtent b="0" l="0" r="0" t="0"/>
-            <wp:docPr descr="" title="" id="24" name="Picture"/>
+            <wp:docPr descr="" title="" id="26" name="Picture"/>
             <a:graphic>
               <a:graphicData uri="http://schemas.openxmlformats.org/drawingml/2006/picture">
                 <pic:pic>
                   <pic:nvPicPr>
-                    <pic:cNvPr descr="/home/gpca/harbinger/examples/change_point/doc/hcp_pelt_files/figure-docx/unnamed-chunk-5-1.png" id="25" name="Picture"/>
+                    <pic:cNvPr descr="/home/gpca/harbinger/examples/change_point/doc/03-multiple-breaks-hcp_pelt_files/figure-docx/unnamed-chunk-5-1.png" id="27" name="Picture"/>
                     <pic:cNvPicPr>
                       <a:picLocks noChangeArrowheads="1" noChangeAspect="1"/>
                     </pic:cNvPicPr>
                   </pic:nvPicPr>
                   <pic:blipFill>
-                    <a:blip r:embed="rId23"/>
+                    <a:blip r:embed="rId25"/>
                     <a:stretch>
                       <a:fillRect/>
                     </a:stretch>
@@ -461,6 +554,24 @@
         </w:drawing>
       </w:r>
     </w:p>
+    <w:bookmarkEnd w:id="28"/>
+    <w:bookmarkStart w:id="29" w:name="configure-the-method"/>
+    <w:p>
+      <w:pPr>
+        <w:pStyle w:val="Heading3"/>
+      </w:pPr>
+      <w:r>
+        <w:t xml:space="preserve">Configure the Method</w:t>
+      </w:r>
+    </w:p>
+    <w:p>
+      <w:pPr>
+        <w:pStyle w:val="FirstParagraph"/>
+      </w:pPr>
+      <w:r>
+        <w:t xml:space="preserve">The next step is to instantiate the method and, when necessary, fit it to the selected series. This is where the notebook makes its analytical choice explicit: the parameters chosen here determine what kind of pattern the detector or transformer will become sensitive to and how the later outputs should be interpreted.</w:t>
+      </w:r>
+    </w:p>
     <w:p>
       <w:pPr>
         <w:pStyle w:val="SourceCode"/>
@@ -561,6 +672,24 @@
         <w:t xml:space="preserve">serie)</w:t>
       </w:r>
     </w:p>
+    <w:bookmarkEnd w:id="29"/>
+    <w:bookmarkStart w:id="30" w:name="run-the-core-analysis"/>
+    <w:p>
+      <w:pPr>
+        <w:pStyle w:val="Heading3"/>
+      </w:pPr>
+      <w:r>
+        <w:t xml:space="preserve">Run the Core Analysis</w:t>
+      </w:r>
+    </w:p>
+    <w:p>
+      <w:pPr>
+        <w:pStyle w:val="FirstParagraph"/>
+      </w:pPr>
+      <w:r>
+        <w:t xml:space="preserve">With the environment and the method ready, we execute the central analytical step and inspect its immediate output. This is the point where the abstract idea described earlier becomes operational, so the reader should pay attention to what is produced and how Harbinger standardizes the result.</w:t>
+      </w:r>
+    </w:p>
     <w:p>
       <w:pPr>
         <w:pStyle w:val="SourceCode"/>
@@ -780,6 +909,24 @@
         <w:t xml:space="preserve">## 8  91  TRUE changepoint</w:t>
       </w:r>
     </w:p>
+    <w:bookmarkEnd w:id="30"/>
+    <w:bookmarkStart w:id="31" w:name="evaluate-what-was-found"/>
+    <w:p>
+      <w:pPr>
+        <w:pStyle w:val="Heading3"/>
+      </w:pPr>
+      <w:r>
+        <w:t xml:space="preserve">Evaluate What Was Found</w:t>
+      </w:r>
+    </w:p>
+    <w:p>
+      <w:pPr>
+        <w:pStyle w:val="FirstParagraph"/>
+      </w:pPr>
+      <w:r>
+        <w:t xml:space="preserve">After producing detections or transformed outputs, we compare them with the reference labels whenever they are available. This stage matters because it connects the visual intuition of the method with an explicit measurement of quality, helping the learner understand not only whether the method runs, but how well it behaves.</w:t>
+      </w:r>
+    </w:p>
     <w:p>
       <w:pPr>
         <w:pStyle w:val="SourceCode"/>
@@ -911,6 +1058,24 @@
           <w:rStyle w:val="VerbatimChar"/>
         </w:rPr>
         <w:t xml:space="preserve">## FALSE     1     92</w:t>
+      </w:r>
+    </w:p>
+    <w:bookmarkEnd w:id="31"/>
+    <w:bookmarkStart w:id="35" w:name="interpret-the-result-visually-1"/>
+    <w:p>
+      <w:pPr>
+        <w:pStyle w:val="Heading3"/>
+      </w:pPr>
+      <w:r>
+        <w:t xml:space="preserve">Interpret the Result Visually</w:t>
+      </w:r>
+    </w:p>
+    <w:p>
+      <w:pPr>
+        <w:pStyle w:val="FirstParagraph"/>
+      </w:pPr>
+      <w:r>
+        <w:t xml:space="preserve">The final plots are not just illustrations. They help the reader connect the method’s internal output with the original series, making it easier to see why a point, range, motif, or symbolic pattern was emphasized and whether that emphasis is coherent with the stated objective of the example.</w:t>
       </w:r>
     </w:p>
     <w:p>
@@ -972,18 +1137,18 @@
           <wp:inline>
             <wp:extent cx="4620126" cy="3696101"/>
             <wp:effectExtent b="0" l="0" r="0" t="0"/>
-            <wp:docPr descr="" title="" id="27" name="Picture"/>
+            <wp:docPr descr="" title="" id="33" name="Picture"/>
             <a:graphic>
               <a:graphicData uri="http://schemas.openxmlformats.org/drawingml/2006/picture">
                 <pic:pic>
                   <pic:nvPicPr>
-                    <pic:cNvPr descr="/home/gpca/harbinger/examples/change_point/doc/hcp_pelt_files/figure-docx/unnamed-chunk-11-1.png" id="28" name="Picture"/>
+                    <pic:cNvPr descr="/home/gpca/harbinger/examples/change_point/doc/03-multiple-breaks-hcp_pelt_files/figure-docx/unnamed-chunk-11-1.png" id="34" name="Picture"/>
                     <pic:cNvPicPr>
                       <a:picLocks noChangeArrowheads="1" noChangeAspect="1"/>
                     </pic:cNvPicPr>
                   </pic:nvPicPr>
                   <pic:blipFill>
-                    <a:blip r:embed="rId26"/>
+                    <a:blip r:embed="rId32"/>
                     <a:stretch>
                       <a:fillRect/>
                     </a:stretch>
@@ -1010,8 +1175,9 @@
         </w:drawing>
       </w:r>
     </w:p>
-    <w:bookmarkEnd w:id="29"/>
-    <w:bookmarkStart w:id="30" w:name="references"/>
+    <w:bookmarkEnd w:id="35"/>
+    <w:bookmarkEnd w:id="36"/>
+    <w:bookmarkStart w:id="37" w:name="references"/>
     <w:p>
       <w:pPr>
         <w:pStyle w:val="Heading2"/>
@@ -1032,7 +1198,7 @@
         <w:t xml:space="preserve">Killick, R., Fearnhead, P., Eckley, I. A. (2012). Optimal detection of changepoints with a linear computational cost. Journal of the American Statistical Association, 107(500), 1590–1598.</w:t>
       </w:r>
     </w:p>
-    <w:bookmarkEnd w:id="30"/>
+    <w:bookmarkEnd w:id="37"/>
     <w:sectPr>
       <w:footnotePr>
         <w:numRestart w:val="eachSect"/>

--- a/examples/change_point/doc/03-multiple-breaks-hcp_pelt.docx
+++ b/examples/change_point/doc/03-multiple-breaks-hcp_pelt.docx
@@ -98,7 +98,7 @@
       </w:r>
     </w:p>
     <w:bookmarkEnd w:id="21"/>
-    <w:bookmarkStart w:id="22" w:name="what-you-will-do"/>
+    <w:bookmarkStart w:id="34" w:name="what-you-will-do"/>
     <w:p>
       <w:pPr>
         <w:pStyle w:val="Heading2"/>
@@ -143,14 +143,254 @@
         <w:t xml:space="preserve">inspect the evaluation outputs and the diagnostic plots produced by Harbinger</w:t>
       </w:r>
     </w:p>
+    <w:bookmarkStart w:id="22" w:name="prepare-the-example"/>
+    <w:p>
+      <w:pPr>
+        <w:pStyle w:val="Heading3"/>
+      </w:pPr>
+      <w:r>
+        <w:t xml:space="preserve">Prepare the Example</w:t>
+      </w:r>
+    </w:p>
+    <w:p>
+      <w:pPr>
+        <w:pStyle w:val="FirstParagraph"/>
+      </w:pPr>
+      <w:r>
+        <w:t xml:space="preserve">This setup anchors the notebook in the specific series used to examine</w:t>
+      </w:r>
+      <w:r>
+        <w:t xml:space="preserve"> </w:t>
+      </w:r>
+      <w:r>
+        <w:rPr>
+          <w:rStyle w:val="VerbatimChar"/>
+        </w:rPr>
+        <w:t xml:space="preserve">hcp_pelt</w:t>
+      </w:r>
+      <w:r>
+        <w:t xml:space="preserve">. The semantic point is the one stated above: pELT: PELT performs optimal partitioning of the time series under a penalized cost function while pruning candidate change locations to achieve near-linear time under suitable penalties, so the raw signal needs to be visible before any fitting step hides that structure behind model output.</w:t>
+      </w:r>
+    </w:p>
+    <w:p>
+      <w:pPr>
+        <w:pStyle w:val="SourceCode"/>
+      </w:pPr>
+      <w:r>
+        <w:rPr>
+          <w:rStyle w:val="CommentTok"/>
+        </w:rPr>
+        <w:t xml:space="preserve"># Install Harbinger (if needed)</w:t>
+      </w:r>
+      <w:r>
+        <w:br/>
+      </w:r>
+      <w:r>
+        <w:rPr>
+          <w:rStyle w:val="CommentTok"/>
+        </w:rPr>
+        <w:t xml:space="preserve">#install.packages("harbinger")</w:t>
+      </w:r>
+    </w:p>
+    <w:p>
+      <w:pPr>
+        <w:pStyle w:val="SourceCode"/>
+      </w:pPr>
+      <w:r>
+        <w:rPr>
+          <w:rStyle w:val="CommentTok"/>
+        </w:rPr>
+        <w:t xml:space="preserve"># Load required packages</w:t>
+      </w:r>
+      <w:r>
+        <w:br/>
+      </w:r>
+      <w:r>
+        <w:rPr>
+          <w:rStyle w:val="FunctionTok"/>
+        </w:rPr>
+        <w:t xml:space="preserve">library</w:t>
+      </w:r>
+      <w:r>
+        <w:rPr>
+          <w:rStyle w:val="NormalTok"/>
+        </w:rPr>
+        <w:t xml:space="preserve">(daltoolbox)</w:t>
+      </w:r>
+      <w:r>
+        <w:br/>
+      </w:r>
+      <w:r>
+        <w:rPr>
+          <w:rStyle w:val="FunctionTok"/>
+        </w:rPr>
+        <w:t xml:space="preserve">library</w:t>
+      </w:r>
+      <w:r>
+        <w:rPr>
+          <w:rStyle w:val="NormalTok"/>
+        </w:rPr>
+        <w:t xml:space="preserve">(harbinger) </w:t>
+      </w:r>
+    </w:p>
+    <w:p>
+      <w:pPr>
+        <w:pStyle w:val="SourceCode"/>
+      </w:pPr>
+      <w:r>
+        <w:rPr>
+          <w:rStyle w:val="CommentTok"/>
+        </w:rPr>
+        <w:t xml:space="preserve"># Load example change-point datasets</w:t>
+      </w:r>
+      <w:r>
+        <w:br/>
+      </w:r>
+      <w:r>
+        <w:rPr>
+          <w:rStyle w:val="FunctionTok"/>
+        </w:rPr>
+        <w:t xml:space="preserve">data</w:t>
+      </w:r>
+      <w:r>
+        <w:rPr>
+          <w:rStyle w:val="NormalTok"/>
+        </w:rPr>
+        <w:t xml:space="preserve">(examples_changepoints)</w:t>
+      </w:r>
+    </w:p>
+    <w:p>
+      <w:pPr>
+        <w:pStyle w:val="SourceCode"/>
+      </w:pPr>
+      <w:r>
+        <w:rPr>
+          <w:rStyle w:val="CommentTok"/>
+        </w:rPr>
+        <w:t xml:space="preserve"># Select the simple dataset</w:t>
+      </w:r>
+      <w:r>
+        <w:br/>
+      </w:r>
+      <w:r>
+        <w:rPr>
+          <w:rStyle w:val="NormalTok"/>
+        </w:rPr>
+        <w:t xml:space="preserve">dataset </w:t>
+      </w:r>
+      <w:r>
+        <w:rPr>
+          <w:rStyle w:val="OtherTok"/>
+        </w:rPr>
+        <w:t xml:space="preserve">&lt;-</w:t>
+      </w:r>
+      <w:r>
+        <w:rPr>
+          <w:rStyle w:val="NormalTok"/>
+        </w:rPr>
+        <w:t xml:space="preserve"> examples_changepoints</w:t>
+      </w:r>
+      <w:r>
+        <w:rPr>
+          <w:rStyle w:val="SpecialCharTok"/>
+        </w:rPr>
+        <w:t xml:space="preserve">$</w:t>
+      </w:r>
+      <w:r>
+        <w:rPr>
+          <w:rStyle w:val="NormalTok"/>
+        </w:rPr>
+        <w:t xml:space="preserve">simple</w:t>
+      </w:r>
+      <w:r>
+        <w:br/>
+      </w:r>
+      <w:r>
+        <w:rPr>
+          <w:rStyle w:val="FunctionTok"/>
+        </w:rPr>
+        <w:t xml:space="preserve">head</w:t>
+      </w:r>
+      <w:r>
+        <w:rPr>
+          <w:rStyle w:val="NormalTok"/>
+        </w:rPr>
+        <w:t xml:space="preserve">(dataset)</w:t>
+      </w:r>
+    </w:p>
+    <w:p>
+      <w:pPr>
+        <w:pStyle w:val="SourceCode"/>
+      </w:pPr>
+      <w:r>
+        <w:rPr>
+          <w:rStyle w:val="VerbatimChar"/>
+        </w:rPr>
+        <w:t xml:space="preserve">##   serie event</w:t>
+      </w:r>
+      <w:r>
+        <w:br/>
+      </w:r>
+      <w:r>
+        <w:rPr>
+          <w:rStyle w:val="VerbatimChar"/>
+        </w:rPr>
+        <w:t xml:space="preserve">## 1  0.00 FALSE</w:t>
+      </w:r>
+      <w:r>
+        <w:br/>
+      </w:r>
+      <w:r>
+        <w:rPr>
+          <w:rStyle w:val="VerbatimChar"/>
+        </w:rPr>
+        <w:t xml:space="preserve">## 2  0.25 FALSE</w:t>
+      </w:r>
+      <w:r>
+        <w:br/>
+      </w:r>
+      <w:r>
+        <w:rPr>
+          <w:rStyle w:val="VerbatimChar"/>
+        </w:rPr>
+        <w:t xml:space="preserve">## 3  0.50 FALSE</w:t>
+      </w:r>
+      <w:r>
+        <w:br/>
+      </w:r>
+      <w:r>
+        <w:rPr>
+          <w:rStyle w:val="VerbatimChar"/>
+        </w:rPr>
+        <w:t xml:space="preserve">## 4  0.75 FALSE</w:t>
+      </w:r>
+      <w:r>
+        <w:br/>
+      </w:r>
+      <w:r>
+        <w:rPr>
+          <w:rStyle w:val="VerbatimChar"/>
+        </w:rPr>
+        <w:t xml:space="preserve">## 5  1.00 FALSE</w:t>
+      </w:r>
+      <w:r>
+        <w:br/>
+      </w:r>
+      <w:r>
+        <w:rPr>
+          <w:rStyle w:val="VerbatimChar"/>
+        </w:rPr>
+        <w:t xml:space="preserve">## 6  1.25 FALSE</w:t>
+      </w:r>
+    </w:p>
     <w:bookmarkEnd w:id="22"/>
-    <w:bookmarkStart w:id="23" w:name="how-to-read-this-walkthrough"/>
-    <w:p>
-      <w:pPr>
-        <w:pStyle w:val="Heading2"/>
-      </w:pPr>
-      <w:r>
-        <w:t xml:space="preserve">How to read this walkthrough</w:t>
+    <w:bookmarkStart w:id="26" w:name="interpret-the-result-visually"/>
+    <w:p>
+      <w:pPr>
+        <w:pStyle w:val="Heading3"/>
+      </w:pPr>
+      <w:r>
+        <w:t xml:space="preserve">Interpret the Result Visually</w:t>
       </w:r>
     </w:p>
     <w:p>
@@ -158,303 +398,7 @@
         <w:pStyle w:val="FirstParagraph"/>
       </w:pPr>
       <w:r>
-        <w:t xml:space="preserve">The code blocks below follow the same learning rhythm used throughout the collection: prepare the environment, choose the dataset, configure the method, run the analysis, and then inspect the result. Readers who are still learning time-series mining can use that order to understand not only</w:t>
-      </w:r>
-      <w:r>
-        <w:t xml:space="preserve"> </w:t>
-      </w:r>
-      <w:r>
-        <w:rPr>
-          <w:i/>
-          <w:iCs/>
-        </w:rPr>
-        <w:t xml:space="preserve">what</w:t>
-      </w:r>
-      <w:r>
-        <w:t xml:space="preserve"> </w:t>
-      </w:r>
-      <w:r>
-        <w:t xml:space="preserve">each command does, but also</w:t>
-      </w:r>
-      <w:r>
-        <w:t xml:space="preserve"> </w:t>
-      </w:r>
-      <w:r>
-        <w:rPr>
-          <w:i/>
-          <w:iCs/>
-        </w:rPr>
-        <w:t xml:space="preserve">why</w:t>
-      </w:r>
-      <w:r>
-        <w:t xml:space="preserve"> </w:t>
-      </w:r>
-      <w:r>
-        <w:t xml:space="preserve">it appears at that stage of the workflow.</w:t>
-      </w:r>
-    </w:p>
-    <w:p>
-      <w:pPr>
-        <w:pStyle w:val="BodyText"/>
-      </w:pPr>
-      <w:r>
-        <w:t xml:space="preserve">As you go through the notebook, read the inline comments inside each chunk as the operational explanation and use the surrounding prose as the conceptual guide.</w:t>
-      </w:r>
-    </w:p>
-    <w:bookmarkEnd w:id="23"/>
-    <w:bookmarkStart w:id="36" w:name="walkthrough"/>
-    <w:p>
-      <w:pPr>
-        <w:pStyle w:val="Heading2"/>
-      </w:pPr>
-      <w:r>
-        <w:t xml:space="preserve">Walkthrough</w:t>
-      </w:r>
-    </w:p>
-    <w:bookmarkStart w:id="24" w:name="prepare-the-example"/>
-    <w:p>
-      <w:pPr>
-        <w:pStyle w:val="Heading3"/>
-      </w:pPr>
-      <w:r>
-        <w:t xml:space="preserve">Prepare the Example</w:t>
-      </w:r>
-    </w:p>
-    <w:p>
-      <w:pPr>
-        <w:pStyle w:val="FirstParagraph"/>
-      </w:pPr>
-      <w:r>
-        <w:t xml:space="preserve">We begin by organizing the environment, loading the packages, and selecting the dataset used in the notebook. This part is intentionally more direct: the goal is to make the starting point explicit before the method-specific reasoning begins.</w:t>
-      </w:r>
-    </w:p>
-    <w:p>
-      <w:pPr>
-        <w:pStyle w:val="SourceCode"/>
-      </w:pPr>
-      <w:r>
-        <w:rPr>
-          <w:rStyle w:val="CommentTok"/>
-        </w:rPr>
-        <w:t xml:space="preserve"># Install Harbinger (if needed)</w:t>
-      </w:r>
-      <w:r>
-        <w:br/>
-      </w:r>
-      <w:r>
-        <w:rPr>
-          <w:rStyle w:val="CommentTok"/>
-        </w:rPr>
-        <w:t xml:space="preserve">#install.packages("harbinger")</w:t>
-      </w:r>
-    </w:p>
-    <w:p>
-      <w:pPr>
-        <w:pStyle w:val="SourceCode"/>
-      </w:pPr>
-      <w:r>
-        <w:rPr>
-          <w:rStyle w:val="CommentTok"/>
-        </w:rPr>
-        <w:t xml:space="preserve"># Load required packages</w:t>
-      </w:r>
-      <w:r>
-        <w:br/>
-      </w:r>
-      <w:r>
-        <w:rPr>
-          <w:rStyle w:val="FunctionTok"/>
-        </w:rPr>
-        <w:t xml:space="preserve">library</w:t>
-      </w:r>
-      <w:r>
-        <w:rPr>
-          <w:rStyle w:val="NormalTok"/>
-        </w:rPr>
-        <w:t xml:space="preserve">(daltoolbox)</w:t>
-      </w:r>
-      <w:r>
-        <w:br/>
-      </w:r>
-      <w:r>
-        <w:rPr>
-          <w:rStyle w:val="FunctionTok"/>
-        </w:rPr>
-        <w:t xml:space="preserve">library</w:t>
-      </w:r>
-      <w:r>
-        <w:rPr>
-          <w:rStyle w:val="NormalTok"/>
-        </w:rPr>
-        <w:t xml:space="preserve">(harbinger) </w:t>
-      </w:r>
-    </w:p>
-    <w:p>
-      <w:pPr>
-        <w:pStyle w:val="SourceCode"/>
-      </w:pPr>
-      <w:r>
-        <w:rPr>
-          <w:rStyle w:val="CommentTok"/>
-        </w:rPr>
-        <w:t xml:space="preserve"># Load example change-point datasets</w:t>
-      </w:r>
-      <w:r>
-        <w:br/>
-      </w:r>
-      <w:r>
-        <w:rPr>
-          <w:rStyle w:val="FunctionTok"/>
-        </w:rPr>
-        <w:t xml:space="preserve">data</w:t>
-      </w:r>
-      <w:r>
-        <w:rPr>
-          <w:rStyle w:val="NormalTok"/>
-        </w:rPr>
-        <w:t xml:space="preserve">(examples_changepoints)</w:t>
-      </w:r>
-    </w:p>
-    <w:p>
-      <w:pPr>
-        <w:pStyle w:val="SourceCode"/>
-      </w:pPr>
-      <w:r>
-        <w:rPr>
-          <w:rStyle w:val="CommentTok"/>
-        </w:rPr>
-        <w:t xml:space="preserve"># Select the simple dataset</w:t>
-      </w:r>
-      <w:r>
-        <w:br/>
-      </w:r>
-      <w:r>
-        <w:rPr>
-          <w:rStyle w:val="NormalTok"/>
-        </w:rPr>
-        <w:t xml:space="preserve">dataset </w:t>
-      </w:r>
-      <w:r>
-        <w:rPr>
-          <w:rStyle w:val="OtherTok"/>
-        </w:rPr>
-        <w:t xml:space="preserve">&lt;-</w:t>
-      </w:r>
-      <w:r>
-        <w:rPr>
-          <w:rStyle w:val="NormalTok"/>
-        </w:rPr>
-        <w:t xml:space="preserve"> examples_changepoints</w:t>
-      </w:r>
-      <w:r>
-        <w:rPr>
-          <w:rStyle w:val="SpecialCharTok"/>
-        </w:rPr>
-        <w:t xml:space="preserve">$</w:t>
-      </w:r>
-      <w:r>
-        <w:rPr>
-          <w:rStyle w:val="NormalTok"/>
-        </w:rPr>
-        <w:t xml:space="preserve">simple</w:t>
-      </w:r>
-      <w:r>
-        <w:br/>
-      </w:r>
-      <w:r>
-        <w:rPr>
-          <w:rStyle w:val="FunctionTok"/>
-        </w:rPr>
-        <w:t xml:space="preserve">head</w:t>
-      </w:r>
-      <w:r>
-        <w:rPr>
-          <w:rStyle w:val="NormalTok"/>
-        </w:rPr>
-        <w:t xml:space="preserve">(dataset)</w:t>
-      </w:r>
-    </w:p>
-    <w:p>
-      <w:pPr>
-        <w:pStyle w:val="SourceCode"/>
-      </w:pPr>
-      <w:r>
-        <w:rPr>
-          <w:rStyle w:val="VerbatimChar"/>
-        </w:rPr>
-        <w:t xml:space="preserve">##   serie event</w:t>
-      </w:r>
-      <w:r>
-        <w:br/>
-      </w:r>
-      <w:r>
-        <w:rPr>
-          <w:rStyle w:val="VerbatimChar"/>
-        </w:rPr>
-        <w:t xml:space="preserve">## 1  0.00 FALSE</w:t>
-      </w:r>
-      <w:r>
-        <w:br/>
-      </w:r>
-      <w:r>
-        <w:rPr>
-          <w:rStyle w:val="VerbatimChar"/>
-        </w:rPr>
-        <w:t xml:space="preserve">## 2  0.25 FALSE</w:t>
-      </w:r>
-      <w:r>
-        <w:br/>
-      </w:r>
-      <w:r>
-        <w:rPr>
-          <w:rStyle w:val="VerbatimChar"/>
-        </w:rPr>
-        <w:t xml:space="preserve">## 3  0.50 FALSE</w:t>
-      </w:r>
-      <w:r>
-        <w:br/>
-      </w:r>
-      <w:r>
-        <w:rPr>
-          <w:rStyle w:val="VerbatimChar"/>
-        </w:rPr>
-        <w:t xml:space="preserve">## 4  0.75 FALSE</w:t>
-      </w:r>
-      <w:r>
-        <w:br/>
-      </w:r>
-      <w:r>
-        <w:rPr>
-          <w:rStyle w:val="VerbatimChar"/>
-        </w:rPr>
-        <w:t xml:space="preserve">## 5  1.00 FALSE</w:t>
-      </w:r>
-      <w:r>
-        <w:br/>
-      </w:r>
-      <w:r>
-        <w:rPr>
-          <w:rStyle w:val="VerbatimChar"/>
-        </w:rPr>
-        <w:t xml:space="preserve">## 6  1.25 FALSE</w:t>
-      </w:r>
-    </w:p>
-    <w:bookmarkEnd w:id="24"/>
-    <w:bookmarkStart w:id="28" w:name="interpret-the-result-visually"/>
-    <w:p>
-      <w:pPr>
-        <w:pStyle w:val="Heading3"/>
-      </w:pPr>
-      <w:r>
-        <w:t xml:space="preserve">Interpret the Result Visually</w:t>
-      </w:r>
-    </w:p>
-    <w:p>
-      <w:pPr>
-        <w:pStyle w:val="FirstParagraph"/>
-      </w:pPr>
-      <w:r>
-        <w:t xml:space="preserve">The final plots are not just illustrations. They help the reader connect the method’s internal output with the original series, making it easier to see why a point, range, motif, or symbolic pattern was emphasized and whether that emphasis is coherent with the stated objective of the example.</w:t>
+        <w:t xml:space="preserve">This first visual pass establishes what the method should react to in the raw series. Keep the method summary in mind here, because pELT: PELT performs optimal partitioning of the time series under a penalized cost function while pruning candidate change locations to achieve near-linear time under suitable penalties and the plot tells you whether that structure is clean, weak, local, repeated, or mixed with other effects.</w:t>
       </w:r>
     </w:p>
     <w:p>
@@ -516,18 +460,18 @@
           <wp:inline>
             <wp:extent cx="4620126" cy="3696101"/>
             <wp:effectExtent b="0" l="0" r="0" t="0"/>
-            <wp:docPr descr="" title="" id="26" name="Picture"/>
+            <wp:docPr descr="" title="" id="24" name="Picture"/>
             <a:graphic>
               <a:graphicData uri="http://schemas.openxmlformats.org/drawingml/2006/picture">
                 <pic:pic>
                   <pic:nvPicPr>
-                    <pic:cNvPr descr="/home/gpca/harbinger/examples/change_point/doc/03-multiple-breaks-hcp_pelt_files/figure-docx/unnamed-chunk-5-1.png" id="27" name="Picture"/>
+                    <pic:cNvPr descr="/home/gpca/harbinger/examples/change_point/doc/03-multiple-breaks-hcp_pelt_files/figure-docx/unnamed-chunk-5-1.png" id="25" name="Picture"/>
                     <pic:cNvPicPr>
                       <a:picLocks noChangeArrowheads="1" noChangeAspect="1"/>
                     </pic:cNvPicPr>
                   </pic:nvPicPr>
                   <pic:blipFill>
-                    <a:blip r:embed="rId25"/>
+                    <a:blip r:embed="rId23"/>
                     <a:stretch>
                       <a:fillRect/>
                     </a:stretch>
@@ -554,14 +498,381 @@
         </w:drawing>
       </w:r>
     </w:p>
+    <w:bookmarkEnd w:id="26"/>
+    <w:bookmarkStart w:id="27" w:name="configure-the-method"/>
+    <w:p>
+      <w:pPr>
+        <w:pStyle w:val="Heading3"/>
+      </w:pPr>
+      <w:r>
+        <w:t xml:space="preserve">Configure the Method</w:t>
+      </w:r>
+    </w:p>
+    <w:p>
+      <w:pPr>
+        <w:pStyle w:val="FirstParagraph"/>
+      </w:pPr>
+      <w:r>
+        <w:t xml:space="preserve">The choices below turn the central modeling idea into concrete parameters. They matter because pELT: PELT performs optimal partitioning of the time series under a penalized cost function while pruning candidate change locations to achieve near-linear time under suitable penalties, so each argument controls how strongly the method will emphasize that pattern when it later produces change-point candidates.</w:t>
+      </w:r>
+    </w:p>
+    <w:p>
+      <w:pPr>
+        <w:pStyle w:val="SourceCode"/>
+      </w:pPr>
+      <w:r>
+        <w:rPr>
+          <w:rStyle w:val="CommentTok"/>
+        </w:rPr>
+        <w:t xml:space="preserve"># Configure the PELT detector</w:t>
+      </w:r>
+      <w:r>
+        <w:br/>
+      </w:r>
+      <w:r>
+        <w:rPr>
+          <w:rStyle w:val="NormalTok"/>
+        </w:rPr>
+        <w:t xml:space="preserve">model </w:t>
+      </w:r>
+      <w:r>
+        <w:rPr>
+          <w:rStyle w:val="OtherTok"/>
+        </w:rPr>
+        <w:t xml:space="preserve">&lt;-</w:t>
+      </w:r>
+      <w:r>
+        <w:rPr>
+          <w:rStyle w:val="NormalTok"/>
+        </w:rPr>
+        <w:t xml:space="preserve"> </w:t>
+      </w:r>
+      <w:r>
+        <w:rPr>
+          <w:rStyle w:val="FunctionTok"/>
+        </w:rPr>
+        <w:t xml:space="preserve">hcp_pelt</w:t>
+      </w:r>
+      <w:r>
+        <w:rPr>
+          <w:rStyle w:val="NormalTok"/>
+        </w:rPr>
+        <w:t xml:space="preserve">()</w:t>
+      </w:r>
+    </w:p>
+    <w:p>
+      <w:pPr>
+        <w:pStyle w:val="SourceCode"/>
+      </w:pPr>
+      <w:r>
+        <w:rPr>
+          <w:rStyle w:val="CommentTok"/>
+        </w:rPr>
+        <w:t xml:space="preserve"># Fit the detector (no training required)</w:t>
+      </w:r>
+      <w:r>
+        <w:br/>
+      </w:r>
+      <w:r>
+        <w:rPr>
+          <w:rStyle w:val="NormalTok"/>
+        </w:rPr>
+        <w:t xml:space="preserve">model </w:t>
+      </w:r>
+      <w:r>
+        <w:rPr>
+          <w:rStyle w:val="OtherTok"/>
+        </w:rPr>
+        <w:t xml:space="preserve">&lt;-</w:t>
+      </w:r>
+      <w:r>
+        <w:rPr>
+          <w:rStyle w:val="NormalTok"/>
+        </w:rPr>
+        <w:t xml:space="preserve"> </w:t>
+      </w:r>
+      <w:r>
+        <w:rPr>
+          <w:rStyle w:val="FunctionTok"/>
+        </w:rPr>
+        <w:t xml:space="preserve">fit</w:t>
+      </w:r>
+      <w:r>
+        <w:rPr>
+          <w:rStyle w:val="NormalTok"/>
+        </w:rPr>
+        <w:t xml:space="preserve">(model, dataset</w:t>
+      </w:r>
+      <w:r>
+        <w:rPr>
+          <w:rStyle w:val="SpecialCharTok"/>
+        </w:rPr>
+        <w:t xml:space="preserve">$</w:t>
+      </w:r>
+      <w:r>
+        <w:rPr>
+          <w:rStyle w:val="NormalTok"/>
+        </w:rPr>
+        <w:t xml:space="preserve">serie)</w:t>
+      </w:r>
+    </w:p>
+    <w:bookmarkEnd w:id="27"/>
+    <w:bookmarkStart w:id="28" w:name="run-the-core-analysis"/>
+    <w:p>
+      <w:pPr>
+        <w:pStyle w:val="Heading3"/>
+      </w:pPr>
+      <w:r>
+        <w:t xml:space="preserve">Run the Core Analysis</w:t>
+      </w:r>
+    </w:p>
+    <w:p>
+      <w:pPr>
+        <w:pStyle w:val="FirstParagraph"/>
+      </w:pPr>
+      <w:r>
+        <w:t xml:space="preserve">This is the moment where the notebook tests its central assumption on actual data. After applying</w:t>
+      </w:r>
+      <w:r>
+        <w:t xml:space="preserve"> </w:t>
+      </w:r>
+      <w:r>
+        <w:rPr>
+          <w:rStyle w:val="VerbatimChar"/>
+        </w:rPr>
+        <w:t xml:space="preserve">hcp_pelt</w:t>
+      </w:r>
+      <w:r>
+        <w:t xml:space="preserve">, the important question is whether the resulting change-point candidates really correspond to the pattern implied by the method description above, rather than to arbitrary numerical variation.</w:t>
+      </w:r>
+    </w:p>
+    <w:p>
+      <w:pPr>
+        <w:pStyle w:val="SourceCode"/>
+      </w:pPr>
+      <w:r>
+        <w:rPr>
+          <w:rStyle w:val="CommentTok"/>
+        </w:rPr>
+        <w:t xml:space="preserve"># Run detection</w:t>
+      </w:r>
+      <w:r>
+        <w:br/>
+      </w:r>
+      <w:r>
+        <w:rPr>
+          <w:rStyle w:val="NormalTok"/>
+        </w:rPr>
+        <w:t xml:space="preserve">detection </w:t>
+      </w:r>
+      <w:r>
+        <w:rPr>
+          <w:rStyle w:val="OtherTok"/>
+        </w:rPr>
+        <w:t xml:space="preserve">&lt;-</w:t>
+      </w:r>
+      <w:r>
+        <w:rPr>
+          <w:rStyle w:val="NormalTok"/>
+        </w:rPr>
+        <w:t xml:space="preserve"> </w:t>
+      </w:r>
+      <w:r>
+        <w:rPr>
+          <w:rStyle w:val="FunctionTok"/>
+        </w:rPr>
+        <w:t xml:space="preserve">detect</w:t>
+      </w:r>
+      <w:r>
+        <w:rPr>
+          <w:rStyle w:val="NormalTok"/>
+        </w:rPr>
+        <w:t xml:space="preserve">(model, dataset</w:t>
+      </w:r>
+      <w:r>
+        <w:rPr>
+          <w:rStyle w:val="SpecialCharTok"/>
+        </w:rPr>
+        <w:t xml:space="preserve">$</w:t>
+      </w:r>
+      <w:r>
+        <w:rPr>
+          <w:rStyle w:val="NormalTok"/>
+        </w:rPr>
+        <w:t xml:space="preserve">serie)</w:t>
+      </w:r>
+    </w:p>
+    <w:p>
+      <w:pPr>
+        <w:pStyle w:val="SourceCode"/>
+      </w:pPr>
+      <w:r>
+        <w:rPr>
+          <w:rStyle w:val="CommentTok"/>
+        </w:rPr>
+        <w:t xml:space="preserve"># Show detected change points</w:t>
+      </w:r>
+      <w:r>
+        <w:br/>
+      </w:r>
+      <w:r>
+        <w:rPr>
+          <w:rStyle w:val="FunctionTok"/>
+        </w:rPr>
+        <w:t xml:space="preserve">print</w:t>
+      </w:r>
+      <w:r>
+        <w:rPr>
+          <w:rStyle w:val="NormalTok"/>
+        </w:rPr>
+        <w:t xml:space="preserve">(detection </w:t>
+      </w:r>
+      <w:r>
+        <w:rPr>
+          <w:rStyle w:val="SpecialCharTok"/>
+        </w:rPr>
+        <w:t xml:space="preserve">|&gt;</w:t>
+      </w:r>
+      <w:r>
+        <w:rPr>
+          <w:rStyle w:val="NormalTok"/>
+        </w:rPr>
+        <w:t xml:space="preserve"> dplyr</w:t>
+      </w:r>
+      <w:r>
+        <w:rPr>
+          <w:rStyle w:val="SpecialCharTok"/>
+        </w:rPr>
+        <w:t xml:space="preserve">::</w:t>
+      </w:r>
+      <w:r>
+        <w:rPr>
+          <w:rStyle w:val="FunctionTok"/>
+        </w:rPr>
+        <w:t xml:space="preserve">filter</w:t>
+      </w:r>
+      <w:r>
+        <w:rPr>
+          <w:rStyle w:val="NormalTok"/>
+        </w:rPr>
+        <w:t xml:space="preserve">(event </w:t>
+      </w:r>
+      <w:r>
+        <w:rPr>
+          <w:rStyle w:val="SpecialCharTok"/>
+        </w:rPr>
+        <w:t xml:space="preserve">==</w:t>
+      </w:r>
+      <w:r>
+        <w:rPr>
+          <w:rStyle w:val="NormalTok"/>
+        </w:rPr>
+        <w:t xml:space="preserve"> </w:t>
+      </w:r>
+      <w:r>
+        <w:rPr>
+          <w:rStyle w:val="ConstantTok"/>
+        </w:rPr>
+        <w:t xml:space="preserve">TRUE</w:t>
+      </w:r>
+      <w:r>
+        <w:rPr>
+          <w:rStyle w:val="NormalTok"/>
+        </w:rPr>
+        <w:t xml:space="preserve">))</w:t>
+      </w:r>
+    </w:p>
+    <w:p>
+      <w:pPr>
+        <w:pStyle w:val="SourceCode"/>
+      </w:pPr>
+      <w:r>
+        <w:rPr>
+          <w:rStyle w:val="VerbatimChar"/>
+        </w:rPr>
+        <w:t xml:space="preserve">##   idx event        type</w:t>
+      </w:r>
+      <w:r>
+        <w:br/>
+      </w:r>
+      <w:r>
+        <w:rPr>
+          <w:rStyle w:val="VerbatimChar"/>
+        </w:rPr>
+        <w:t xml:space="preserve">## 1   9  TRUE changepoint</w:t>
+      </w:r>
+      <w:r>
+        <w:br/>
+      </w:r>
+      <w:r>
+        <w:rPr>
+          <w:rStyle w:val="VerbatimChar"/>
+        </w:rPr>
+        <w:t xml:space="preserve">## 2  19  TRUE changepoint</w:t>
+      </w:r>
+      <w:r>
+        <w:br/>
+      </w:r>
+      <w:r>
+        <w:rPr>
+          <w:rStyle w:val="VerbatimChar"/>
+        </w:rPr>
+        <w:t xml:space="preserve">## 3  29  TRUE changepoint</w:t>
+      </w:r>
+      <w:r>
+        <w:br/>
+      </w:r>
+      <w:r>
+        <w:rPr>
+          <w:rStyle w:val="VerbatimChar"/>
+        </w:rPr>
+        <w:t xml:space="preserve">## 4  39  TRUE changepoint</w:t>
+      </w:r>
+      <w:r>
+        <w:br/>
+      </w:r>
+      <w:r>
+        <w:rPr>
+          <w:rStyle w:val="VerbatimChar"/>
+        </w:rPr>
+        <w:t xml:space="preserve">## 5  60  TRUE changepoint</w:t>
+      </w:r>
+      <w:r>
+        <w:br/>
+      </w:r>
+      <w:r>
+        <w:rPr>
+          <w:rStyle w:val="VerbatimChar"/>
+        </w:rPr>
+        <w:t xml:space="preserve">## 6  71  TRUE changepoint</w:t>
+      </w:r>
+      <w:r>
+        <w:br/>
+      </w:r>
+      <w:r>
+        <w:rPr>
+          <w:rStyle w:val="VerbatimChar"/>
+        </w:rPr>
+        <w:t xml:space="preserve">## 7  81  TRUE changepoint</w:t>
+      </w:r>
+      <w:r>
+        <w:br/>
+      </w:r>
+      <w:r>
+        <w:rPr>
+          <w:rStyle w:val="VerbatimChar"/>
+        </w:rPr>
+        <w:t xml:space="preserve">## 8  91  TRUE changepoint</w:t>
+      </w:r>
+    </w:p>
     <w:bookmarkEnd w:id="28"/>
-    <w:bookmarkStart w:id="29" w:name="configure-the-method"/>
+    <w:bookmarkStart w:id="29" w:name="evaluate-what-was-found"/>
     <w:p>
       <w:pPr>
         <w:pStyle w:val="Heading3"/>
       </w:pPr>
       <w:r>
-        <w:t xml:space="preserve">Configure the Method</w:t>
+        <w:t xml:space="preserve">Evaluate What Was Found</w:t>
       </w:r>
     </w:p>
     <w:p>
@@ -569,7 +880,22 @@
         <w:pStyle w:val="FirstParagraph"/>
       </w:pPr>
       <w:r>
-        <w:t xml:space="preserve">The next step is to instantiate the method and, when necessary, fit it to the selected series. This is where the notebook makes its analytical choice explicit: the parameters chosen here determine what kind of pattern the detector or transformer will become sensitive to and how the later outputs should be interpreted.</w:t>
+        <w:t xml:space="preserve">The evaluation asks whether the change-point candidates produced by</w:t>
+      </w:r>
+      <w:r>
+        <w:t xml:space="preserve"> </w:t>
+      </w:r>
+      <w:r>
+        <w:rPr>
+          <w:rStyle w:val="VerbatimChar"/>
+        </w:rPr>
+        <w:t xml:space="preserve">hcp_pelt</w:t>
+      </w:r>
+      <w:r>
+        <w:t xml:space="preserve"> </w:t>
+      </w:r>
+      <w:r>
+        <w:t xml:space="preserve">match the labeled structure on this dataset. Read the scores as evidence about the method’s assumptions in practice, not as detached summary numbers.</w:t>
       </w:r>
     </w:p>
     <w:p>
@@ -580,16 +906,16 @@
         <w:rPr>
           <w:rStyle w:val="CommentTok"/>
         </w:rPr>
-        <w:t xml:space="preserve"># Configure the PELT detector</w:t>
-      </w:r>
-      <w:r>
-        <w:br/>
-      </w:r>
-      <w:r>
-        <w:rPr>
-          <w:rStyle w:val="NormalTok"/>
-        </w:rPr>
-        <w:t xml:space="preserve">model </w:t>
+        <w:t xml:space="preserve"># Evaluate detections against labels</w:t>
+      </w:r>
+      <w:r>
+        <w:br/>
+      </w:r>
+      <w:r>
+        <w:rPr>
+          <w:rStyle w:val="NormalTok"/>
+        </w:rPr>
+        <w:t xml:space="preserve">evaluation </w:t>
       </w:r>
       <w:r>
         <w:rPr>
@@ -607,13 +933,64 @@
         <w:rPr>
           <w:rStyle w:val="FunctionTok"/>
         </w:rPr>
-        <w:t xml:space="preserve">hcp_pelt</w:t>
-      </w:r>
-      <w:r>
-        <w:rPr>
-          <w:rStyle w:val="NormalTok"/>
-        </w:rPr>
-        <w:t xml:space="preserve">()</w:t>
+        <w:t xml:space="preserve">evaluate</w:t>
+      </w:r>
+      <w:r>
+        <w:rPr>
+          <w:rStyle w:val="NormalTok"/>
+        </w:rPr>
+        <w:t xml:space="preserve">(model, detection</w:t>
+      </w:r>
+      <w:r>
+        <w:rPr>
+          <w:rStyle w:val="SpecialCharTok"/>
+        </w:rPr>
+        <w:t xml:space="preserve">$</w:t>
+      </w:r>
+      <w:r>
+        <w:rPr>
+          <w:rStyle w:val="NormalTok"/>
+        </w:rPr>
+        <w:t xml:space="preserve">event, dataset</w:t>
+      </w:r>
+      <w:r>
+        <w:rPr>
+          <w:rStyle w:val="SpecialCharTok"/>
+        </w:rPr>
+        <w:t xml:space="preserve">$</w:t>
+      </w:r>
+      <w:r>
+        <w:rPr>
+          <w:rStyle w:val="NormalTok"/>
+        </w:rPr>
+        <w:t xml:space="preserve">event)</w:t>
+      </w:r>
+      <w:r>
+        <w:br/>
+      </w:r>
+      <w:r>
+        <w:rPr>
+          <w:rStyle w:val="FunctionTok"/>
+        </w:rPr>
+        <w:t xml:space="preserve">print</w:t>
+      </w:r>
+      <w:r>
+        <w:rPr>
+          <w:rStyle w:val="NormalTok"/>
+        </w:rPr>
+        <w:t xml:space="preserve">(evaluation</w:t>
+      </w:r>
+      <w:r>
+        <w:rPr>
+          <w:rStyle w:val="SpecialCharTok"/>
+        </w:rPr>
+        <w:t xml:space="preserve">$</w:t>
+      </w:r>
+      <w:r>
+        <w:rPr>
+          <w:rStyle w:val="NormalTok"/>
+        </w:rPr>
+        <w:t xml:space="preserve">confMatrix)</w:t>
       </w:r>
     </w:p>
     <w:p>
@@ -622,64 +999,46 @@
       </w:pPr>
       <w:r>
         <w:rPr>
-          <w:rStyle w:val="CommentTok"/>
-        </w:rPr>
-        <w:t xml:space="preserve"># Fit the detector (no training required)</w:t>
-      </w:r>
-      <w:r>
-        <w:br/>
-      </w:r>
-      <w:r>
-        <w:rPr>
-          <w:rStyle w:val="NormalTok"/>
-        </w:rPr>
-        <w:t xml:space="preserve">model </w:t>
-      </w:r>
-      <w:r>
-        <w:rPr>
-          <w:rStyle w:val="OtherTok"/>
-        </w:rPr>
-        <w:t xml:space="preserve">&lt;-</w:t>
-      </w:r>
-      <w:r>
-        <w:rPr>
-          <w:rStyle w:val="NormalTok"/>
-        </w:rPr>
-        <w:t xml:space="preserve"> </w:t>
-      </w:r>
-      <w:r>
-        <w:rPr>
-          <w:rStyle w:val="FunctionTok"/>
-        </w:rPr>
-        <w:t xml:space="preserve">fit</w:t>
-      </w:r>
-      <w:r>
-        <w:rPr>
-          <w:rStyle w:val="NormalTok"/>
-        </w:rPr>
-        <w:t xml:space="preserve">(model, dataset</w:t>
-      </w:r>
-      <w:r>
-        <w:rPr>
-          <w:rStyle w:val="SpecialCharTok"/>
-        </w:rPr>
-        <w:t xml:space="preserve">$</w:t>
-      </w:r>
-      <w:r>
-        <w:rPr>
-          <w:rStyle w:val="NormalTok"/>
-        </w:rPr>
-        <w:t xml:space="preserve">serie)</w:t>
+          <w:rStyle w:val="VerbatimChar"/>
+        </w:rPr>
+        <w:t xml:space="preserve">##           event      </w:t>
+      </w:r>
+      <w:r>
+        <w:br/>
+      </w:r>
+      <w:r>
+        <w:rPr>
+          <w:rStyle w:val="VerbatimChar"/>
+        </w:rPr>
+        <w:t xml:space="preserve">## detection TRUE  FALSE</w:t>
+      </w:r>
+      <w:r>
+        <w:br/>
+      </w:r>
+      <w:r>
+        <w:rPr>
+          <w:rStyle w:val="VerbatimChar"/>
+        </w:rPr>
+        <w:t xml:space="preserve">## TRUE      0     8    </w:t>
+      </w:r>
+      <w:r>
+        <w:br/>
+      </w:r>
+      <w:r>
+        <w:rPr>
+          <w:rStyle w:val="VerbatimChar"/>
+        </w:rPr>
+        <w:t xml:space="preserve">## FALSE     1     92</w:t>
       </w:r>
     </w:p>
     <w:bookmarkEnd w:id="29"/>
-    <w:bookmarkStart w:id="30" w:name="run-the-core-analysis"/>
+    <w:bookmarkStart w:id="33" w:name="interpret-the-result-visually-1"/>
     <w:p>
       <w:pPr>
         <w:pStyle w:val="Heading3"/>
       </w:pPr>
       <w:r>
-        <w:t xml:space="preserve">Run the Core Analysis</w:t>
+        <w:t xml:space="preserve">Interpret the Result Visually</w:t>
       </w:r>
     </w:p>
     <w:p>
@@ -687,395 +1046,7 @@
         <w:pStyle w:val="FirstParagraph"/>
       </w:pPr>
       <w:r>
-        <w:t xml:space="preserve">With the environment and the method ready, we execute the central analytical step and inspect its immediate output. This is the point where the abstract idea described earlier becomes operational, so the reader should pay attention to what is produced and how Harbinger standardizes the result.</w:t>
-      </w:r>
-    </w:p>
-    <w:p>
-      <w:pPr>
-        <w:pStyle w:val="SourceCode"/>
-      </w:pPr>
-      <w:r>
-        <w:rPr>
-          <w:rStyle w:val="CommentTok"/>
-        </w:rPr>
-        <w:t xml:space="preserve"># Run detection</w:t>
-      </w:r>
-      <w:r>
-        <w:br/>
-      </w:r>
-      <w:r>
-        <w:rPr>
-          <w:rStyle w:val="NormalTok"/>
-        </w:rPr>
-        <w:t xml:space="preserve">detection </w:t>
-      </w:r>
-      <w:r>
-        <w:rPr>
-          <w:rStyle w:val="OtherTok"/>
-        </w:rPr>
-        <w:t xml:space="preserve">&lt;-</w:t>
-      </w:r>
-      <w:r>
-        <w:rPr>
-          <w:rStyle w:val="NormalTok"/>
-        </w:rPr>
-        <w:t xml:space="preserve"> </w:t>
-      </w:r>
-      <w:r>
-        <w:rPr>
-          <w:rStyle w:val="FunctionTok"/>
-        </w:rPr>
-        <w:t xml:space="preserve">detect</w:t>
-      </w:r>
-      <w:r>
-        <w:rPr>
-          <w:rStyle w:val="NormalTok"/>
-        </w:rPr>
-        <w:t xml:space="preserve">(model, dataset</w:t>
-      </w:r>
-      <w:r>
-        <w:rPr>
-          <w:rStyle w:val="SpecialCharTok"/>
-        </w:rPr>
-        <w:t xml:space="preserve">$</w:t>
-      </w:r>
-      <w:r>
-        <w:rPr>
-          <w:rStyle w:val="NormalTok"/>
-        </w:rPr>
-        <w:t xml:space="preserve">serie)</w:t>
-      </w:r>
-    </w:p>
-    <w:p>
-      <w:pPr>
-        <w:pStyle w:val="SourceCode"/>
-      </w:pPr>
-      <w:r>
-        <w:rPr>
-          <w:rStyle w:val="CommentTok"/>
-        </w:rPr>
-        <w:t xml:space="preserve"># Show detected change points</w:t>
-      </w:r>
-      <w:r>
-        <w:br/>
-      </w:r>
-      <w:r>
-        <w:rPr>
-          <w:rStyle w:val="FunctionTok"/>
-        </w:rPr>
-        <w:t xml:space="preserve">print</w:t>
-      </w:r>
-      <w:r>
-        <w:rPr>
-          <w:rStyle w:val="NormalTok"/>
-        </w:rPr>
-        <w:t xml:space="preserve">(detection </w:t>
-      </w:r>
-      <w:r>
-        <w:rPr>
-          <w:rStyle w:val="SpecialCharTok"/>
-        </w:rPr>
-        <w:t xml:space="preserve">|&gt;</w:t>
-      </w:r>
-      <w:r>
-        <w:rPr>
-          <w:rStyle w:val="NormalTok"/>
-        </w:rPr>
-        <w:t xml:space="preserve"> dplyr</w:t>
-      </w:r>
-      <w:r>
-        <w:rPr>
-          <w:rStyle w:val="SpecialCharTok"/>
-        </w:rPr>
-        <w:t xml:space="preserve">::</w:t>
-      </w:r>
-      <w:r>
-        <w:rPr>
-          <w:rStyle w:val="FunctionTok"/>
-        </w:rPr>
-        <w:t xml:space="preserve">filter</w:t>
-      </w:r>
-      <w:r>
-        <w:rPr>
-          <w:rStyle w:val="NormalTok"/>
-        </w:rPr>
-        <w:t xml:space="preserve">(event </w:t>
-      </w:r>
-      <w:r>
-        <w:rPr>
-          <w:rStyle w:val="SpecialCharTok"/>
-        </w:rPr>
-        <w:t xml:space="preserve">==</w:t>
-      </w:r>
-      <w:r>
-        <w:rPr>
-          <w:rStyle w:val="NormalTok"/>
-        </w:rPr>
-        <w:t xml:space="preserve"> </w:t>
-      </w:r>
-      <w:r>
-        <w:rPr>
-          <w:rStyle w:val="ConstantTok"/>
-        </w:rPr>
-        <w:t xml:space="preserve">TRUE</w:t>
-      </w:r>
-      <w:r>
-        <w:rPr>
-          <w:rStyle w:val="NormalTok"/>
-        </w:rPr>
-        <w:t xml:space="preserve">))</w:t>
-      </w:r>
-    </w:p>
-    <w:p>
-      <w:pPr>
-        <w:pStyle w:val="SourceCode"/>
-      </w:pPr>
-      <w:r>
-        <w:rPr>
-          <w:rStyle w:val="VerbatimChar"/>
-        </w:rPr>
-        <w:t xml:space="preserve">##   idx event        type</w:t>
-      </w:r>
-      <w:r>
-        <w:br/>
-      </w:r>
-      <w:r>
-        <w:rPr>
-          <w:rStyle w:val="VerbatimChar"/>
-        </w:rPr>
-        <w:t xml:space="preserve">## 1   9  TRUE changepoint</w:t>
-      </w:r>
-      <w:r>
-        <w:br/>
-      </w:r>
-      <w:r>
-        <w:rPr>
-          <w:rStyle w:val="VerbatimChar"/>
-        </w:rPr>
-        <w:t xml:space="preserve">## 2  19  TRUE changepoint</w:t>
-      </w:r>
-      <w:r>
-        <w:br/>
-      </w:r>
-      <w:r>
-        <w:rPr>
-          <w:rStyle w:val="VerbatimChar"/>
-        </w:rPr>
-        <w:t xml:space="preserve">## 3  29  TRUE changepoint</w:t>
-      </w:r>
-      <w:r>
-        <w:br/>
-      </w:r>
-      <w:r>
-        <w:rPr>
-          <w:rStyle w:val="VerbatimChar"/>
-        </w:rPr>
-        <w:t xml:space="preserve">## 4  39  TRUE changepoint</w:t>
-      </w:r>
-      <w:r>
-        <w:br/>
-      </w:r>
-      <w:r>
-        <w:rPr>
-          <w:rStyle w:val="VerbatimChar"/>
-        </w:rPr>
-        <w:t xml:space="preserve">## 5  60  TRUE changepoint</w:t>
-      </w:r>
-      <w:r>
-        <w:br/>
-      </w:r>
-      <w:r>
-        <w:rPr>
-          <w:rStyle w:val="VerbatimChar"/>
-        </w:rPr>
-        <w:t xml:space="preserve">## 6  71  TRUE changepoint</w:t>
-      </w:r>
-      <w:r>
-        <w:br/>
-      </w:r>
-      <w:r>
-        <w:rPr>
-          <w:rStyle w:val="VerbatimChar"/>
-        </w:rPr>
-        <w:t xml:space="preserve">## 7  81  TRUE changepoint</w:t>
-      </w:r>
-      <w:r>
-        <w:br/>
-      </w:r>
-      <w:r>
-        <w:rPr>
-          <w:rStyle w:val="VerbatimChar"/>
-        </w:rPr>
-        <w:t xml:space="preserve">## 8  91  TRUE changepoint</w:t>
-      </w:r>
-    </w:p>
-    <w:bookmarkEnd w:id="30"/>
-    <w:bookmarkStart w:id="31" w:name="evaluate-what-was-found"/>
-    <w:p>
-      <w:pPr>
-        <w:pStyle w:val="Heading3"/>
-      </w:pPr>
-      <w:r>
-        <w:t xml:space="preserve">Evaluate What Was Found</w:t>
-      </w:r>
-    </w:p>
-    <w:p>
-      <w:pPr>
-        <w:pStyle w:val="FirstParagraph"/>
-      </w:pPr>
-      <w:r>
-        <w:t xml:space="preserve">After producing detections or transformed outputs, we compare them with the reference labels whenever they are available. This stage matters because it connects the visual intuition of the method with an explicit measurement of quality, helping the learner understand not only whether the method runs, but how well it behaves.</w:t>
-      </w:r>
-    </w:p>
-    <w:p>
-      <w:pPr>
-        <w:pStyle w:val="SourceCode"/>
-      </w:pPr>
-      <w:r>
-        <w:rPr>
-          <w:rStyle w:val="CommentTok"/>
-        </w:rPr>
-        <w:t xml:space="preserve"># Evaluate detections against labels</w:t>
-      </w:r>
-      <w:r>
-        <w:br/>
-      </w:r>
-      <w:r>
-        <w:rPr>
-          <w:rStyle w:val="NormalTok"/>
-        </w:rPr>
-        <w:t xml:space="preserve">evaluation </w:t>
-      </w:r>
-      <w:r>
-        <w:rPr>
-          <w:rStyle w:val="OtherTok"/>
-        </w:rPr>
-        <w:t xml:space="preserve">&lt;-</w:t>
-      </w:r>
-      <w:r>
-        <w:rPr>
-          <w:rStyle w:val="NormalTok"/>
-        </w:rPr>
-        <w:t xml:space="preserve"> </w:t>
-      </w:r>
-      <w:r>
-        <w:rPr>
-          <w:rStyle w:val="FunctionTok"/>
-        </w:rPr>
-        <w:t xml:space="preserve">evaluate</w:t>
-      </w:r>
-      <w:r>
-        <w:rPr>
-          <w:rStyle w:val="NormalTok"/>
-        </w:rPr>
-        <w:t xml:space="preserve">(model, detection</w:t>
-      </w:r>
-      <w:r>
-        <w:rPr>
-          <w:rStyle w:val="SpecialCharTok"/>
-        </w:rPr>
-        <w:t xml:space="preserve">$</w:t>
-      </w:r>
-      <w:r>
-        <w:rPr>
-          <w:rStyle w:val="NormalTok"/>
-        </w:rPr>
-        <w:t xml:space="preserve">event, dataset</w:t>
-      </w:r>
-      <w:r>
-        <w:rPr>
-          <w:rStyle w:val="SpecialCharTok"/>
-        </w:rPr>
-        <w:t xml:space="preserve">$</w:t>
-      </w:r>
-      <w:r>
-        <w:rPr>
-          <w:rStyle w:val="NormalTok"/>
-        </w:rPr>
-        <w:t xml:space="preserve">event)</w:t>
-      </w:r>
-      <w:r>
-        <w:br/>
-      </w:r>
-      <w:r>
-        <w:rPr>
-          <w:rStyle w:val="FunctionTok"/>
-        </w:rPr>
-        <w:t xml:space="preserve">print</w:t>
-      </w:r>
-      <w:r>
-        <w:rPr>
-          <w:rStyle w:val="NormalTok"/>
-        </w:rPr>
-        <w:t xml:space="preserve">(evaluation</w:t>
-      </w:r>
-      <w:r>
-        <w:rPr>
-          <w:rStyle w:val="SpecialCharTok"/>
-        </w:rPr>
-        <w:t xml:space="preserve">$</w:t>
-      </w:r>
-      <w:r>
-        <w:rPr>
-          <w:rStyle w:val="NormalTok"/>
-        </w:rPr>
-        <w:t xml:space="preserve">confMatrix)</w:t>
-      </w:r>
-    </w:p>
-    <w:p>
-      <w:pPr>
-        <w:pStyle w:val="SourceCode"/>
-      </w:pPr>
-      <w:r>
-        <w:rPr>
-          <w:rStyle w:val="VerbatimChar"/>
-        </w:rPr>
-        <w:t xml:space="preserve">##           event      </w:t>
-      </w:r>
-      <w:r>
-        <w:br/>
-      </w:r>
-      <w:r>
-        <w:rPr>
-          <w:rStyle w:val="VerbatimChar"/>
-        </w:rPr>
-        <w:t xml:space="preserve">## detection TRUE  FALSE</w:t>
-      </w:r>
-      <w:r>
-        <w:br/>
-      </w:r>
-      <w:r>
-        <w:rPr>
-          <w:rStyle w:val="VerbatimChar"/>
-        </w:rPr>
-        <w:t xml:space="preserve">## TRUE      0     8    </w:t>
-      </w:r>
-      <w:r>
-        <w:br/>
-      </w:r>
-      <w:r>
-        <w:rPr>
-          <w:rStyle w:val="VerbatimChar"/>
-        </w:rPr>
-        <w:t xml:space="preserve">## FALSE     1     92</w:t>
-      </w:r>
-    </w:p>
-    <w:bookmarkEnd w:id="31"/>
-    <w:bookmarkStart w:id="35" w:name="interpret-the-result-visually-1"/>
-    <w:p>
-      <w:pPr>
-        <w:pStyle w:val="Heading3"/>
-      </w:pPr>
-      <w:r>
-        <w:t xml:space="preserve">Interpret the Result Visually</w:t>
-      </w:r>
-    </w:p>
-    <w:p>
-      <w:pPr>
-        <w:pStyle w:val="FirstParagraph"/>
-      </w:pPr>
-      <w:r>
-        <w:t xml:space="preserve">The final plots are not just illustrations. They help the reader connect the method’s internal output with the original series, making it easier to see why a point, range, motif, or symbolic pattern was emphasized and whether that emphasis is coherent with the stated objective of the example.</w:t>
+        <w:t xml:space="preserve">This visual check puts the model output back on top of the original signal. What matters now is whether the highlighted change-point candidates line up with the structure suggested by the method, which is the real semantic test of whether the example is teaching the right lesson.</w:t>
       </w:r>
     </w:p>
     <w:p>
@@ -1137,18 +1108,18 @@
           <wp:inline>
             <wp:extent cx="4620126" cy="3696101"/>
             <wp:effectExtent b="0" l="0" r="0" t="0"/>
-            <wp:docPr descr="" title="" id="33" name="Picture"/>
+            <wp:docPr descr="" title="" id="31" name="Picture"/>
             <a:graphic>
               <a:graphicData uri="http://schemas.openxmlformats.org/drawingml/2006/picture">
                 <pic:pic>
                   <pic:nvPicPr>
-                    <pic:cNvPr descr="/home/gpca/harbinger/examples/change_point/doc/03-multiple-breaks-hcp_pelt_files/figure-docx/unnamed-chunk-11-1.png" id="34" name="Picture"/>
+                    <pic:cNvPr descr="/home/gpca/harbinger/examples/change_point/doc/03-multiple-breaks-hcp_pelt_files/figure-docx/unnamed-chunk-11-1.png" id="32" name="Picture"/>
                     <pic:cNvPicPr>
                       <a:picLocks noChangeArrowheads="1" noChangeAspect="1"/>
                     </pic:cNvPicPr>
                   </pic:nvPicPr>
                   <pic:blipFill>
-                    <a:blip r:embed="rId32"/>
+                    <a:blip r:embed="rId30"/>
                     <a:stretch>
                       <a:fillRect/>
                     </a:stretch>
@@ -1175,9 +1146,9 @@
         </w:drawing>
       </w:r>
     </w:p>
-    <w:bookmarkEnd w:id="35"/>
-    <w:bookmarkEnd w:id="36"/>
-    <w:bookmarkStart w:id="37" w:name="references"/>
+    <w:bookmarkEnd w:id="33"/>
+    <w:bookmarkEnd w:id="34"/>
+    <w:bookmarkStart w:id="35" w:name="references"/>
     <w:p>
       <w:pPr>
         <w:pStyle w:val="Heading2"/>
@@ -1195,10 +1166,10 @@
         </w:numPr>
       </w:pPr>
       <w:r>
-        <w:t xml:space="preserve">Killick, R., Fearnhead, P., Eckley, I. A. (2012). Optimal detection of changepoints with a linear computational cost. Journal of the American Statistical Association, 107(500), 1590–1598.</w:t>
-      </w:r>
-    </w:p>
-    <w:bookmarkEnd w:id="37"/>
+        <w:t xml:space="preserve">Killick, R., Fearnhead, P., Eckley, I. A. (2012). Optimal detection of changepoints with a linear computational cost. Journal of the American Statistical Association, 107(500), 1590-1598.</w:t>
+      </w:r>
+    </w:p>
+    <w:bookmarkEnd w:id="35"/>
     <w:sectPr>
       <w:footnotePr>
         <w:numRestart w:val="eachSect"/>

--- a/examples/change_point/doc/03-multiple-breaks-hcp_pelt.docx
+++ b/examples/change_point/doc/03-multiple-breaks-hcp_pelt.docx
@@ -2,7 +2,7 @@
 <file path=word/document.xml><?xml version="1.0" encoding="utf-8"?>
 <w:document xmlns:w="http://schemas.openxmlformats.org/wordprocessingml/2006/main" xmlns:m="http://schemas.openxmlformats.org/officeDocument/2006/math" xmlns:r="http://schemas.openxmlformats.org/officeDocument/2006/relationships" xmlns:o="urn:schemas-microsoft-com:office:office" xmlns:v="urn:schemas-microsoft-com:vml" xmlns:w10="urn:schemas-microsoft-com:office:word" xmlns:a="http://schemas.openxmlformats.org/drawingml/2006/main" xmlns:pic="http://schemas.openxmlformats.org/drawingml/2006/picture" xmlns:wp="http://schemas.openxmlformats.org/drawingml/2006/wordprocessingDrawing">
   <w:body>
-    <w:bookmarkStart w:id="20" w:name="objective"/>
+    <w:bookmarkStart w:id="9" w:name="objective"/>
     <w:p>
       <w:pPr>
         <w:pStyle w:val="Heading2"/>
@@ -64,8 +64,8 @@
         <w:t xml:space="preserve">Inspect detections, evaluate, and plot results</w:t>
       </w:r>
     </w:p>
-    <w:bookmarkEnd w:id="20"/>
-    <w:bookmarkStart w:id="21" w:name="method-at-a-glance"/>
+    <w:bookmarkEnd w:id="9"/>
+    <w:bookmarkStart w:id="10" w:name="method-at-a-glance"/>
     <w:p>
       <w:pPr>
         <w:pStyle w:val="Heading2"/>
@@ -97,8 +97,8 @@
         <w:t xml:space="preserve">package implementation and returns detected change indices along with evaluation helpers.</w:t>
       </w:r>
     </w:p>
-    <w:bookmarkEnd w:id="21"/>
-    <w:bookmarkStart w:id="34" w:name="what-you-will-do"/>
+    <w:bookmarkEnd w:id="10"/>
+    <w:bookmarkStart w:id="23" w:name="what-you-will-do"/>
     <w:p>
       <w:pPr>
         <w:pStyle w:val="Heading2"/>
@@ -143,7 +143,7 @@
         <w:t xml:space="preserve">inspect the evaluation outputs and the diagnostic plots produced by Harbinger</w:t>
       </w:r>
     </w:p>
-    <w:bookmarkStart w:id="22" w:name="prepare-the-example"/>
+    <w:bookmarkStart w:id="11" w:name="prepare-the-example"/>
     <w:p>
       <w:pPr>
         <w:pStyle w:val="Heading3"/>
@@ -383,8 +383,8 @@
         <w:t xml:space="preserve">## 6  1.25 FALSE</w:t>
       </w:r>
     </w:p>
-    <w:bookmarkEnd w:id="22"/>
-    <w:bookmarkStart w:id="26" w:name="interpret-the-result-visually"/>
+    <w:bookmarkEnd w:id="11"/>
+    <w:bookmarkStart w:id="15" w:name="interpret-the-result-visually"/>
     <w:p>
       <w:pPr>
         <w:pStyle w:val="Heading3"/>
@@ -460,18 +460,18 @@
           <wp:inline>
             <wp:extent cx="4620126" cy="3696101"/>
             <wp:effectExtent b="0" l="0" r="0" t="0"/>
-            <wp:docPr descr="" title="" id="24" name="Picture"/>
+            <wp:docPr descr="" title="" id="13" name="Picture"/>
             <a:graphic>
               <a:graphicData uri="http://schemas.openxmlformats.org/drawingml/2006/picture">
                 <pic:pic>
                   <pic:nvPicPr>
-                    <pic:cNvPr descr="/home/gpca/harbinger/examples/change_point/doc/03-multiple-breaks-hcp_pelt_files/figure-docx/unnamed-chunk-5-1.png" id="25" name="Picture"/>
+                    <pic:cNvPr descr="C:\Git\dal\harbinger\examples\change_point\doc\03-multiple-breaks-hcp_pelt_files/693e41389f8fe8d7187225776a46ef4a27e40c1f.png" id="14" name="Picture"/>
                     <pic:cNvPicPr>
                       <a:picLocks noChangeArrowheads="1" noChangeAspect="1"/>
                     </pic:cNvPicPr>
                   </pic:nvPicPr>
                   <pic:blipFill>
-                    <a:blip r:embed="rId23"/>
+                    <a:blip r:embed="rId12"/>
                     <a:stretch>
                       <a:fillRect/>
                     </a:stretch>
@@ -498,8 +498,8 @@
         </w:drawing>
       </w:r>
     </w:p>
-    <w:bookmarkEnd w:id="26"/>
-    <w:bookmarkStart w:id="27" w:name="configure-the-method"/>
+    <w:bookmarkEnd w:id="15"/>
+    <w:bookmarkStart w:id="16" w:name="configure-the-method"/>
     <w:p>
       <w:pPr>
         <w:pStyle w:val="Heading3"/>
@@ -616,8 +616,8 @@
         <w:t xml:space="preserve">serie)</w:t>
       </w:r>
     </w:p>
-    <w:bookmarkEnd w:id="27"/>
-    <w:bookmarkStart w:id="28" w:name="run-the-core-analysis"/>
+    <w:bookmarkEnd w:id="16"/>
+    <w:bookmarkStart w:id="17" w:name="run-the-core-analysis"/>
     <w:p>
       <w:pPr>
         <w:pStyle w:val="Heading3"/>
@@ -865,8 +865,8 @@
         <w:t xml:space="preserve">## 8  91  TRUE changepoint</w:t>
       </w:r>
     </w:p>
-    <w:bookmarkEnd w:id="28"/>
-    <w:bookmarkStart w:id="29" w:name="evaluate-what-was-found"/>
+    <w:bookmarkEnd w:id="17"/>
+    <w:bookmarkStart w:id="18" w:name="evaluate-what-was-found"/>
     <w:p>
       <w:pPr>
         <w:pStyle w:val="Heading3"/>
@@ -1031,8 +1031,8 @@
         <w:t xml:space="preserve">## FALSE     1     92</w:t>
       </w:r>
     </w:p>
-    <w:bookmarkEnd w:id="29"/>
-    <w:bookmarkStart w:id="33" w:name="interpret-the-result-visually-1"/>
+    <w:bookmarkEnd w:id="18"/>
+    <w:bookmarkStart w:id="22" w:name="interpret-the-result-visually-1"/>
     <w:p>
       <w:pPr>
         <w:pStyle w:val="Heading3"/>
@@ -1108,18 +1108,18 @@
           <wp:inline>
             <wp:extent cx="4620126" cy="3696101"/>
             <wp:effectExtent b="0" l="0" r="0" t="0"/>
-            <wp:docPr descr="" title="" id="31" name="Picture"/>
+            <wp:docPr descr="" title="" id="20" name="Picture"/>
             <a:graphic>
               <a:graphicData uri="http://schemas.openxmlformats.org/drawingml/2006/picture">
                 <pic:pic>
                   <pic:nvPicPr>
-                    <pic:cNvPr descr="/home/gpca/harbinger/examples/change_point/doc/03-multiple-breaks-hcp_pelt_files/figure-docx/unnamed-chunk-11-1.png" id="32" name="Picture"/>
+                    <pic:cNvPr descr="C:\Git\dal\harbinger\examples\change_point\doc\03-multiple-breaks-hcp_pelt_files/d3d0cd3608fe08611cb9baf1559055b35706e116.png" id="21" name="Picture"/>
                     <pic:cNvPicPr>
                       <a:picLocks noChangeArrowheads="1" noChangeAspect="1"/>
                     </pic:cNvPicPr>
                   </pic:nvPicPr>
                   <pic:blipFill>
-                    <a:blip r:embed="rId30"/>
+                    <a:blip r:embed="rId19"/>
                     <a:stretch>
                       <a:fillRect/>
                     </a:stretch>
@@ -1146,9 +1146,9 @@
         </w:drawing>
       </w:r>
     </w:p>
-    <w:bookmarkEnd w:id="33"/>
-    <w:bookmarkEnd w:id="34"/>
-    <w:bookmarkStart w:id="35" w:name="references"/>
+    <w:bookmarkEnd w:id="22"/>
+    <w:bookmarkEnd w:id="23"/>
+    <w:bookmarkStart w:id="24" w:name="references"/>
     <w:p>
       <w:pPr>
         <w:pStyle w:val="Heading2"/>
@@ -1169,7 +1169,7 @@
         <w:t xml:space="preserve">Killick, R., Fearnhead, P., Eckley, I. A. (2012). Optimal detection of changepoints with a linear computational cost. Journal of the American Statistical Association, 107(500), 1590-1598.</w:t>
       </w:r>
     </w:p>
-    <w:bookmarkEnd w:id="35"/>
+    <w:bookmarkEnd w:id="24"/>
     <w:sectPr>
       <w:footnotePr>
         <w:numRestart w:val="eachSect"/>
@@ -1403,10 +1403,10 @@
   <w:docDefaults>
     <w:rPrDefault>
       <w:rPr>
-        <w:rFonts w:asciiTheme="minorHAnsi" w:cstheme="minorBidi" w:eastAsiaTheme="minorHAnsi" w:hAnsiTheme="minorHAnsi"/>
+        <w:rFonts w:asciiTheme="minorHAnsi" w:cstheme="minorBidi" w:eastAsiaTheme="minorEastAsia" w:hAnsiTheme="minorHAnsi"/>
         <w:sz w:val="24"/>
         <w:szCs w:val="24"/>
-        <w:lang w:bidi="ar-SA" w:eastAsia="en-US" w:val="en-US"/>
+        <w:lang w:bidi="ar-SA" w:eastAsia="zh-CN" w:val="en-US"/>
       </w:rPr>
     </w:rPrDefault>
     <w:pPrDefault>
@@ -1947,13 +1947,6 @@
       </w:tblCellMar>
     </w:tblPr>
     <w:tblStylePr w:type="firstRow">
-      <w:tblPr>
-        <w:jc w:val="left"/>
-        <w:tblInd w:type="dxa" w:w="0"/>
-      </w:tblPr>
-      <w:trPr>
-        <w:jc w:val="left"/>
-      </w:trPr>
       <w:tcPr>
         <w:tcBorders>
           <w:bottom w:val="single"/>

--- a/examples/change_point/doc/03-multiple-breaks-hcp_pelt.docx
+++ b/examples/change_point/doc/03-multiple-breaks-hcp_pelt.docx
@@ -465,7 +465,7 @@
               <a:graphicData uri="http://schemas.openxmlformats.org/drawingml/2006/picture">
                 <pic:pic>
                   <pic:nvPicPr>
-                    <pic:cNvPr descr="C:\Git\dal\harbinger\examples\change_point\doc\03-multiple-breaks-hcp_pelt_files/693e41389f8fe8d7187225776a46ef4a27e40c1f.png" id="14" name="Picture"/>
+                    <pic:cNvPr descr="/home/gpca/harbinger/examples/change_point/doc/03-multiple-breaks-hcp_pelt_files/f03bd9cb08d7edd0f17d89dfe35e557fd3be3ea3.png" id="14" name="Picture"/>
                     <pic:cNvPicPr>
                       <a:picLocks noChangeArrowheads="1" noChangeAspect="1"/>
                     </pic:cNvPicPr>
@@ -1113,7 +1113,7 @@
               <a:graphicData uri="http://schemas.openxmlformats.org/drawingml/2006/picture">
                 <pic:pic>
                   <pic:nvPicPr>
-                    <pic:cNvPr descr="C:\Git\dal\harbinger\examples\change_point\doc\03-multiple-breaks-hcp_pelt_files/d3d0cd3608fe08611cb9baf1559055b35706e116.png" id="21" name="Picture"/>
+                    <pic:cNvPr descr="/home/gpca/harbinger/examples/change_point/doc/03-multiple-breaks-hcp_pelt_files/fbfe7a81513af892add93feb2af4f936da741c2c.png" id="21" name="Picture"/>
                     <pic:cNvPicPr>
                       <a:picLocks noChangeArrowheads="1" noChangeAspect="1"/>
                     </pic:cNvPicPr>

--- a/examples/change_point/doc/03-multiple-breaks-hcp_pelt.docx
+++ b/examples/change_point/doc/03-multiple-breaks-hcp_pelt.docx
@@ -28,7 +28,7 @@
         </w:numPr>
       </w:pPr>
       <w:r>
-        <w:t xml:space="preserve">Load and visualize a simple change-point dataset</w:t>
+        <w:t xml:space="preserve">Load and visualize the same example change-point dataset used in the AMOC notebook</w:t>
       </w:r>
     </w:p>
     <w:p>
@@ -267,7 +267,7 @@
         <w:rPr>
           <w:rStyle w:val="CommentTok"/>
         </w:rPr>
-        <w:t xml:space="preserve"># Select the simple dataset</w:t>
+        <w:t xml:space="preserve"># Select the same dataset used in the AMOC example</w:t>
       </w:r>
       <w:r>
         <w:br/>
@@ -300,7 +300,7 @@
         <w:rPr>
           <w:rStyle w:val="NormalTok"/>
         </w:rPr>
-        <w:t xml:space="preserve">simple</w:t>
+        <w:t xml:space="preserve">complex</w:t>
       </w:r>
       <w:r>
         <w:br/>
@@ -326,61 +326,61 @@
         <w:rPr>
           <w:rStyle w:val="VerbatimChar"/>
         </w:rPr>
-        <w:t xml:space="preserve">##   serie event</w:t>
-      </w:r>
-      <w:r>
-        <w:br/>
-      </w:r>
-      <w:r>
-        <w:rPr>
-          <w:rStyle w:val="VerbatimChar"/>
-        </w:rPr>
-        <w:t xml:space="preserve">## 1  0.00 FALSE</w:t>
-      </w:r>
-      <w:r>
-        <w:br/>
-      </w:r>
-      <w:r>
-        <w:rPr>
-          <w:rStyle w:val="VerbatimChar"/>
-        </w:rPr>
-        <w:t xml:space="preserve">## 2  0.25 FALSE</w:t>
-      </w:r>
-      <w:r>
-        <w:br/>
-      </w:r>
-      <w:r>
-        <w:rPr>
-          <w:rStyle w:val="VerbatimChar"/>
-        </w:rPr>
-        <w:t xml:space="preserve">## 3  0.50 FALSE</w:t>
-      </w:r>
-      <w:r>
-        <w:br/>
-      </w:r>
-      <w:r>
-        <w:rPr>
-          <w:rStyle w:val="VerbatimChar"/>
-        </w:rPr>
-        <w:t xml:space="preserve">## 4  0.75 FALSE</w:t>
-      </w:r>
-      <w:r>
-        <w:br/>
-      </w:r>
-      <w:r>
-        <w:rPr>
-          <w:rStyle w:val="VerbatimChar"/>
-        </w:rPr>
-        <w:t xml:space="preserve">## 5  1.00 FALSE</w:t>
-      </w:r>
-      <w:r>
-        <w:br/>
-      </w:r>
-      <w:r>
-        <w:rPr>
-          <w:rStyle w:val="VerbatimChar"/>
-        </w:rPr>
-        <w:t xml:space="preserve">## 6  1.25 FALSE</w:t>
+        <w:t xml:space="preserve">##       serie event</w:t>
+      </w:r>
+      <w:r>
+        <w:br/>
+      </w:r>
+      <w:r>
+        <w:rPr>
+          <w:rStyle w:val="VerbatimChar"/>
+        </w:rPr>
+        <w:t xml:space="preserve">## 1 0.3129618 FALSE</w:t>
+      </w:r>
+      <w:r>
+        <w:br/>
+      </w:r>
+      <w:r>
+        <w:rPr>
+          <w:rStyle w:val="VerbatimChar"/>
+        </w:rPr>
+        <w:t xml:space="preserve">## 2 0.5944808 FALSE</w:t>
+      </w:r>
+      <w:r>
+        <w:br/>
+      </w:r>
+      <w:r>
+        <w:rPr>
+          <w:rStyle w:val="VerbatimChar"/>
+        </w:rPr>
+        <w:t xml:space="preserve">## 3 0.8162731 FALSE</w:t>
+      </w:r>
+      <w:r>
+        <w:br/>
+      </w:r>
+      <w:r>
+        <w:rPr>
+          <w:rStyle w:val="VerbatimChar"/>
+        </w:rPr>
+        <w:t xml:space="preserve">## 4 0.9560557 FALSE</w:t>
+      </w:r>
+      <w:r>
+        <w:br/>
+      </w:r>
+      <w:r>
+        <w:rPr>
+          <w:rStyle w:val="VerbatimChar"/>
+        </w:rPr>
+        <w:t xml:space="preserve">## 5 0.9997847 FALSE</w:t>
+      </w:r>
+      <w:r>
+        <w:br/>
+      </w:r>
+      <w:r>
+        <w:rPr>
+          <w:rStyle w:val="VerbatimChar"/>
+        </w:rPr>
+        <w:t xml:space="preserve">## 6 0.9430667 FALSE</w:t>
       </w:r>
     </w:p>
     <w:bookmarkEnd w:id="11"/>
@@ -465,7 +465,7 @@
               <a:graphicData uri="http://schemas.openxmlformats.org/drawingml/2006/picture">
                 <pic:pic>
                   <pic:nvPicPr>
-                    <pic:cNvPr descr="/home/gpca/harbinger/examples/change_point/doc/03-multiple-breaks-hcp_pelt_files/f03bd9cb08d7edd0f17d89dfe35e557fd3be3ea3.png" id="14" name="Picture"/>
+                    <pic:cNvPr descr="/home/gpca/harbinger/examples/change_point/doc/03-multiple-breaks-hcp_pelt_files/2242cd390b7173162c79c5a854b5030be02a2ef2.png" id="14" name="Picture"/>
                     <pic:cNvPicPr>
                       <a:picLocks noChangeArrowheads="1" noChangeAspect="1"/>
                     </pic:cNvPicPr>
@@ -790,79 +790,106 @@
         <w:rPr>
           <w:rStyle w:val="VerbatimChar"/>
         </w:rPr>
-        <w:t xml:space="preserve">##   idx event        type</w:t>
-      </w:r>
-      <w:r>
-        <w:br/>
-      </w:r>
-      <w:r>
-        <w:rPr>
-          <w:rStyle w:val="VerbatimChar"/>
-        </w:rPr>
-        <w:t xml:space="preserve">## 1   9  TRUE changepoint</w:t>
-      </w:r>
-      <w:r>
-        <w:br/>
-      </w:r>
-      <w:r>
-        <w:rPr>
-          <w:rStyle w:val="VerbatimChar"/>
-        </w:rPr>
-        <w:t xml:space="preserve">## 2  19  TRUE changepoint</w:t>
-      </w:r>
-      <w:r>
-        <w:br/>
-      </w:r>
-      <w:r>
-        <w:rPr>
-          <w:rStyle w:val="VerbatimChar"/>
-        </w:rPr>
-        <w:t xml:space="preserve">## 3  29  TRUE changepoint</w:t>
-      </w:r>
-      <w:r>
-        <w:br/>
-      </w:r>
-      <w:r>
-        <w:rPr>
-          <w:rStyle w:val="VerbatimChar"/>
-        </w:rPr>
-        <w:t xml:space="preserve">## 4  39  TRUE changepoint</w:t>
-      </w:r>
-      <w:r>
-        <w:br/>
-      </w:r>
-      <w:r>
-        <w:rPr>
-          <w:rStyle w:val="VerbatimChar"/>
-        </w:rPr>
-        <w:t xml:space="preserve">## 5  60  TRUE changepoint</w:t>
-      </w:r>
-      <w:r>
-        <w:br/>
-      </w:r>
-      <w:r>
-        <w:rPr>
-          <w:rStyle w:val="VerbatimChar"/>
-        </w:rPr>
-        <w:t xml:space="preserve">## 6  71  TRUE changepoint</w:t>
-      </w:r>
-      <w:r>
-        <w:br/>
-      </w:r>
-      <w:r>
-        <w:rPr>
-          <w:rStyle w:val="VerbatimChar"/>
-        </w:rPr>
-        <w:t xml:space="preserve">## 7  81  TRUE changepoint</w:t>
-      </w:r>
-      <w:r>
-        <w:br/>
-      </w:r>
-      <w:r>
-        <w:rPr>
-          <w:rStyle w:val="VerbatimChar"/>
-        </w:rPr>
-        <w:t xml:space="preserve">## 8  91  TRUE changepoint</w:t>
+        <w:t xml:space="preserve">##    idx event        type</w:t>
+      </w:r>
+      <w:r>
+        <w:br/>
+      </w:r>
+      <w:r>
+        <w:rPr>
+          <w:rStyle w:val="VerbatimChar"/>
+        </w:rPr>
+        <w:t xml:space="preserve">## 1  101  TRUE changepoint</w:t>
+      </w:r>
+      <w:r>
+        <w:br/>
+      </w:r>
+      <w:r>
+        <w:rPr>
+          <w:rStyle w:val="VerbatimChar"/>
+        </w:rPr>
+        <w:t xml:space="preserve">## 2  200  TRUE changepoint</w:t>
+      </w:r>
+      <w:r>
+        <w:br/>
+      </w:r>
+      <w:r>
+        <w:rPr>
+          <w:rStyle w:val="VerbatimChar"/>
+        </w:rPr>
+        <w:t xml:space="preserve">## 3  312  TRUE changepoint</w:t>
+      </w:r>
+      <w:r>
+        <w:br/>
+      </w:r>
+      <w:r>
+        <w:rPr>
+          <w:rStyle w:val="VerbatimChar"/>
+        </w:rPr>
+        <w:t xml:space="preserve">## 4  326  TRUE changepoint</w:t>
+      </w:r>
+      <w:r>
+        <w:br/>
+      </w:r>
+      <w:r>
+        <w:rPr>
+          <w:rStyle w:val="VerbatimChar"/>
+        </w:rPr>
+        <w:t xml:space="preserve">## 5  332  TRUE changepoint</w:t>
+      </w:r>
+      <w:r>
+        <w:br/>
+      </w:r>
+      <w:r>
+        <w:rPr>
+          <w:rStyle w:val="VerbatimChar"/>
+        </w:rPr>
+        <w:t xml:space="preserve">## 6  346  TRUE changepoint</w:t>
+      </w:r>
+      <w:r>
+        <w:br/>
+      </w:r>
+      <w:r>
+        <w:rPr>
+          <w:rStyle w:val="VerbatimChar"/>
+        </w:rPr>
+        <w:t xml:space="preserve">## 7  352  TRUE changepoint</w:t>
+      </w:r>
+      <w:r>
+        <w:br/>
+      </w:r>
+      <w:r>
+        <w:rPr>
+          <w:rStyle w:val="VerbatimChar"/>
+        </w:rPr>
+        <w:t xml:space="preserve">## 8  365  TRUE changepoint</w:t>
+      </w:r>
+      <w:r>
+        <w:br/>
+      </w:r>
+      <w:r>
+        <w:rPr>
+          <w:rStyle w:val="VerbatimChar"/>
+        </w:rPr>
+        <w:t xml:space="preserve">## 9  372  TRUE changepoint</w:t>
+      </w:r>
+      <w:r>
+        <w:br/>
+      </w:r>
+      <w:r>
+        <w:rPr>
+          <w:rStyle w:val="VerbatimChar"/>
+        </w:rPr>
+        <w:t xml:space="preserve">## 10 385  TRUE changepoint</w:t>
+      </w:r>
+      <w:r>
+        <w:br/>
+      </w:r>
+      <w:r>
+        <w:rPr>
+          <w:rStyle w:val="VerbatimChar"/>
+        </w:rPr>
+        <w:t xml:space="preserve">## 11 390  TRUE changepoint</w:t>
       </w:r>
     </w:p>
     <w:bookmarkEnd w:id="17"/>
@@ -1019,16 +1046,16 @@
         <w:rPr>
           <w:rStyle w:val="VerbatimChar"/>
         </w:rPr>
-        <w:t xml:space="preserve">## TRUE      0     8    </w:t>
-      </w:r>
-      <w:r>
-        <w:br/>
-      </w:r>
-      <w:r>
-        <w:rPr>
-          <w:rStyle w:val="VerbatimChar"/>
-        </w:rPr>
-        <w:t xml:space="preserve">## FALSE     1     92</w:t>
+        <w:t xml:space="preserve">## TRUE      1     10   </w:t>
+      </w:r>
+      <w:r>
+        <w:br/>
+      </w:r>
+      <w:r>
+        <w:rPr>
+          <w:rStyle w:val="VerbatimChar"/>
+        </w:rPr>
+        <w:t xml:space="preserve">## FALSE     3     486</w:t>
       </w:r>
     </w:p>
     <w:bookmarkEnd w:id="18"/>
@@ -1113,7 +1140,7 @@
               <a:graphicData uri="http://schemas.openxmlformats.org/drawingml/2006/picture">
                 <pic:pic>
                   <pic:nvPicPr>
-                    <pic:cNvPr descr="/home/gpca/harbinger/examples/change_point/doc/03-multiple-breaks-hcp_pelt_files/fbfe7a81513af892add93feb2af4f936da741c2c.png" id="21" name="Picture"/>
+                    <pic:cNvPr descr="/home/gpca/harbinger/examples/change_point/doc/03-multiple-breaks-hcp_pelt_files/f1fc97b244e850069f85109d347ac05e29248e2f.png" id="21" name="Picture"/>
                     <pic:cNvPicPr>
                       <a:picLocks noChangeArrowheads="1" noChangeAspect="1"/>
                     </pic:cNvPicPr>

--- a/examples/change_point/doc/03-multiple-breaks-hcp_pelt.docx
+++ b/examples/change_point/doc/03-multiple-breaks-hcp_pelt.docx
@@ -176,6 +176,45 @@
       <w:pPr>
         <w:pStyle w:val="SourceCode"/>
       </w:pPr>
+      <w:r>
+        <w:rPr>
+          <w:rStyle w:val="FunctionTok"/>
+        </w:rPr>
+        <w:t xml:space="preserve">source</w:t>
+      </w:r>
+      <w:r>
+        <w:rPr>
+          <w:rStyle w:val="NormalTok"/>
+        </w:rPr>
+        <w:t xml:space="preserve">(</w:t>
+      </w:r>
+      <w:r>
+        <w:rPr>
+          <w:rStyle w:val="FunctionTok"/>
+        </w:rPr>
+        <w:t xml:space="preserve">url</w:t>
+      </w:r>
+      <w:r>
+        <w:rPr>
+          <w:rStyle w:val="NormalTok"/>
+        </w:rPr>
+        <w:t xml:space="preserve">(</w:t>
+      </w:r>
+      <w:r>
+        <w:rPr>
+          <w:rStyle w:val="StringTok"/>
+        </w:rPr>
+        <w:t xml:space="preserve">"https://raw.githubusercontent.com/cefet-rj-dal/harbinger/master/examples/seed.R"</w:t>
+      </w:r>
+      <w:r>
+        <w:rPr>
+          <w:rStyle w:val="NormalTok"/>
+        </w:rPr>
+        <w:t xml:space="preserve">))</w:t>
+      </w:r>
+      <w:r>
+        <w:br/>
+      </w:r>
       <w:r>
         <w:rPr>
           <w:rStyle w:val="CommentTok"/>
@@ -569,6 +608,21 @@
           <w:rStyle w:val="CommentTok"/>
         </w:rPr>
         <w:t xml:space="preserve"># Fit the detector (no training required)</w:t>
+      </w:r>
+      <w:r>
+        <w:br/>
+      </w:r>
+      <w:r>
+        <w:rPr>
+          <w:rStyle w:val="FunctionTok"/>
+        </w:rPr>
+        <w:t xml:space="preserve">set_example_seed</w:t>
+      </w:r>
+      <w:r>
+        <w:rPr>
+          <w:rStyle w:val="NormalTok"/>
+        </w:rPr>
+        <w:t xml:space="preserve">()</w:t>
       </w:r>
       <w:r>
         <w:br/>
